--- a/ゲーム科2年/00_前期/ゲーム開発Ⅲ/ゲーム物理学/テスト/01_２次元の運動まで.docx
+++ b/ゲーム科2年/00_前期/ゲーム開発Ⅲ/ゲーム物理学/テスト/01_２次元の運動まで.docx
@@ -1013,24 +1013,24 @@
     </w:p>
     <w:p>
       <w:pPr>
-        <w:pStyle w:val="a4"/>
-        <w:rPr>
-          <w:szCs w:val="21"/>
-        </w:rPr>
-      </w:pPr>
-    </w:p>
-    <w:p>
-      <w:pPr>
-        <w:pStyle w:val="a4"/>
-        <w:rPr>
-          <w:szCs w:val="21"/>
-        </w:rPr>
-      </w:pPr>
-    </w:p>
-    <w:p>
-      <w:pPr>
-        <w:pStyle w:val="a4"/>
-        <w:rPr>
+        <w:rPr>
+          <w:rFonts w:hint="eastAsia"/>
+          <w:szCs w:val="21"/>
+        </w:rPr>
+      </w:pPr>
+    </w:p>
+    <w:p>
+      <w:pPr>
+        <w:rPr>
+          <w:rFonts w:hint="eastAsia"/>
+          <w:szCs w:val="21"/>
+        </w:rPr>
+      </w:pPr>
+    </w:p>
+    <w:p>
+      <w:pPr>
+        <w:rPr>
+          <w:rFonts w:hint="eastAsia"/>
           <w:szCs w:val="21"/>
         </w:rPr>
       </w:pPr>
@@ -1370,35 +1370,30 @@
     </w:p>
     <w:p>
       <w:pPr>
-        <w:pStyle w:val="a4"/>
-        <w:ind w:leftChars="0" w:left="420"/>
-        <w:rPr>
-          <w:szCs w:val="21"/>
-        </w:rPr>
-      </w:pPr>
-    </w:p>
-    <w:p>
-      <w:pPr>
-        <w:pStyle w:val="a4"/>
-        <w:ind w:leftChars="0" w:left="420"/>
-        <w:rPr>
-          <w:szCs w:val="21"/>
-        </w:rPr>
-      </w:pPr>
-    </w:p>
-    <w:p>
-      <w:pPr>
-        <w:pStyle w:val="a4"/>
-        <w:ind w:leftChars="0" w:left="420"/>
-        <w:rPr>
-          <w:szCs w:val="21"/>
-        </w:rPr>
-      </w:pPr>
-    </w:p>
-    <w:p>
-      <w:pPr>
-        <w:pStyle w:val="a4"/>
-        <w:ind w:leftChars="0" w:left="420"/>
+        <w:rPr>
+          <w:rFonts w:hint="eastAsia"/>
+          <w:szCs w:val="21"/>
+        </w:rPr>
+      </w:pPr>
+    </w:p>
+    <w:p>
+      <w:pPr>
+        <w:rPr>
+          <w:rFonts w:hint="eastAsia"/>
+          <w:szCs w:val="21"/>
+        </w:rPr>
+      </w:pPr>
+    </w:p>
+    <w:p>
+      <w:pPr>
+        <w:rPr>
+          <w:rFonts w:hint="eastAsia"/>
+          <w:szCs w:val="21"/>
+        </w:rPr>
+      </w:pPr>
+    </w:p>
+    <w:p>
+      <w:pPr>
         <w:rPr>
           <w:szCs w:val="21"/>
         </w:rPr>
@@ -1420,9 +1415,8 @@
     </w:p>
     <w:p>
       <w:pPr>
-        <w:pStyle w:val="a4"/>
-        <w:ind w:leftChars="0" w:left="420"/>
-        <w:rPr>
+        <w:rPr>
+          <w:rFonts w:hint="eastAsia"/>
           <w:szCs w:val="21"/>
         </w:rPr>
       </w:pPr>
@@ -1469,7 +1463,7 @@
     </w:p>
     <w:p>
       <w:pPr>
-        <w:ind w:left="840"/>
+        <w:ind w:left="420"/>
         <w:rPr>
           <w:szCs w:val="21"/>
         </w:rPr>
@@ -1497,44 +1491,40 @@
     </w:p>
     <w:p>
       <w:pPr>
-        <w:ind w:left="840"/>
-        <w:rPr>
-          <w:szCs w:val="21"/>
-        </w:rPr>
-      </w:pPr>
-    </w:p>
-    <w:p>
-      <w:pPr>
-        <w:pStyle w:val="a4"/>
-        <w:ind w:leftChars="0"/>
-        <w:rPr>
-          <w:szCs w:val="21"/>
-        </w:rPr>
-      </w:pPr>
-    </w:p>
-    <w:p>
-      <w:pPr>
-        <w:pStyle w:val="a4"/>
-        <w:ind w:leftChars="0"/>
-        <w:rPr>
-          <w:szCs w:val="21"/>
-        </w:rPr>
-      </w:pPr>
-    </w:p>
-    <w:p>
-      <w:pPr>
-        <w:pStyle w:val="a4"/>
-        <w:ind w:leftChars="0"/>
-        <w:rPr>
-          <w:szCs w:val="21"/>
-        </w:rPr>
-      </w:pPr>
-    </w:p>
-    <w:p>
-      <w:pPr>
-        <w:pStyle w:val="a4"/>
-        <w:ind w:leftChars="0"/>
-        <w:rPr>
+        <w:rPr>
+          <w:rFonts w:hint="eastAsia"/>
+          <w:szCs w:val="21"/>
+        </w:rPr>
+      </w:pPr>
+    </w:p>
+    <w:p>
+      <w:pPr>
+        <w:rPr>
+          <w:rFonts w:hint="eastAsia"/>
+          <w:szCs w:val="21"/>
+        </w:rPr>
+      </w:pPr>
+    </w:p>
+    <w:p>
+      <w:pPr>
+        <w:rPr>
+          <w:rFonts w:hint="eastAsia"/>
+          <w:szCs w:val="21"/>
+        </w:rPr>
+      </w:pPr>
+    </w:p>
+    <w:p>
+      <w:pPr>
+        <w:rPr>
+          <w:rFonts w:hint="eastAsia"/>
+          <w:szCs w:val="21"/>
+        </w:rPr>
+      </w:pPr>
+    </w:p>
+    <w:p>
+      <w:pPr>
+        <w:rPr>
+          <w:rFonts w:hint="eastAsia"/>
           <w:szCs w:val="21"/>
         </w:rPr>
       </w:pPr>
@@ -1581,7 +1571,7 @@
     </w:p>
     <w:p>
       <w:pPr>
-        <w:ind w:left="840"/>
+        <w:ind w:left="420"/>
         <w:rPr>
           <w:szCs w:val="21"/>
         </w:rPr>
@@ -1596,52 +1586,48 @@
     </w:p>
     <w:p>
       <w:pPr>
-        <w:ind w:left="420"/>
-        <w:rPr>
-          <w:szCs w:val="21"/>
-        </w:rPr>
-      </w:pPr>
-    </w:p>
-    <w:p>
-      <w:pPr>
-        <w:ind w:left="420"/>
-        <w:rPr>
-          <w:szCs w:val="21"/>
-        </w:rPr>
-      </w:pPr>
-    </w:p>
-    <w:p>
-      <w:pPr>
-        <w:pStyle w:val="a4"/>
-        <w:ind w:leftChars="0" w:left="420"/>
-        <w:rPr>
-          <w:szCs w:val="21"/>
-        </w:rPr>
-      </w:pPr>
-    </w:p>
-    <w:p>
-      <w:pPr>
-        <w:pStyle w:val="a4"/>
-        <w:ind w:leftChars="0" w:left="420"/>
-        <w:rPr>
-          <w:szCs w:val="21"/>
-        </w:rPr>
-      </w:pPr>
-    </w:p>
-    <w:p>
-      <w:pPr>
-        <w:pStyle w:val="a4"/>
-        <w:ind w:leftChars="0" w:left="420"/>
-        <w:rPr>
-          <w:szCs w:val="21"/>
-        </w:rPr>
-      </w:pPr>
-    </w:p>
-    <w:p>
-      <w:pPr>
-        <w:pStyle w:val="a4"/>
-        <w:ind w:leftChars="0" w:left="420"/>
-        <w:rPr>
+        <w:rPr>
+          <w:rFonts w:hint="eastAsia"/>
+          <w:szCs w:val="21"/>
+        </w:rPr>
+      </w:pPr>
+    </w:p>
+    <w:p>
+      <w:pPr>
+        <w:rPr>
+          <w:rFonts w:hint="eastAsia"/>
+          <w:szCs w:val="21"/>
+        </w:rPr>
+      </w:pPr>
+    </w:p>
+    <w:p>
+      <w:pPr>
+        <w:rPr>
+          <w:rFonts w:hint="eastAsia"/>
+          <w:szCs w:val="21"/>
+        </w:rPr>
+      </w:pPr>
+    </w:p>
+    <w:p>
+      <w:pPr>
+        <w:rPr>
+          <w:rFonts w:hint="eastAsia"/>
+          <w:szCs w:val="21"/>
+        </w:rPr>
+      </w:pPr>
+    </w:p>
+    <w:p>
+      <w:pPr>
+        <w:rPr>
+          <w:rFonts w:hint="eastAsia"/>
+          <w:szCs w:val="21"/>
+        </w:rPr>
+      </w:pPr>
+    </w:p>
+    <w:p>
+      <w:pPr>
+        <w:rPr>
+          <w:rFonts w:hint="eastAsia"/>
           <w:szCs w:val="21"/>
         </w:rPr>
       </w:pPr>
@@ -1733,14 +1719,7 @@
             <w:rFonts w:ascii="Cambria Math" w:hAnsi="Cambria Math"/>
             <w:szCs w:val="21"/>
           </w:rPr>
-          <m:t>90</m:t>
-        </m:r>
-        <m:r>
-          <w:rPr>
-            <w:rFonts w:ascii="Cambria Math" w:hAnsi="Cambria Math"/>
-            <w:szCs w:val="21"/>
-          </w:rPr>
-          <m:t>km</m:t>
+          <m:t>90km</m:t>
         </m:r>
       </m:oMath>
       <w:r>
@@ -1773,7 +1752,7 @@
     </w:p>
     <w:p>
       <w:pPr>
-        <w:ind w:left="840"/>
+        <w:ind w:left="420"/>
         <w:rPr>
           <w:szCs w:val="21"/>
         </w:rPr>
@@ -1819,87 +1798,83 @@
     </w:p>
     <w:p>
       <w:pPr>
-        <w:ind w:left="840"/>
-        <w:rPr>
-          <w:szCs w:val="21"/>
-        </w:rPr>
-      </w:pPr>
-    </w:p>
-    <w:p>
-      <w:pPr>
-        <w:ind w:left="840"/>
-        <w:rPr>
-          <w:szCs w:val="21"/>
-        </w:rPr>
-      </w:pPr>
-    </w:p>
-    <w:p>
-      <w:pPr>
-        <w:ind w:left="840"/>
-        <w:rPr>
-          <w:szCs w:val="21"/>
-        </w:rPr>
-      </w:pPr>
-    </w:p>
-    <w:p>
-      <w:pPr>
-        <w:ind w:left="840"/>
-        <w:rPr>
-          <w:szCs w:val="21"/>
-        </w:rPr>
-      </w:pPr>
-    </w:p>
-    <w:p>
-      <w:pPr>
-        <w:ind w:left="840"/>
-        <w:rPr>
-          <w:szCs w:val="21"/>
-        </w:rPr>
-      </w:pPr>
-    </w:p>
-    <w:p>
-      <w:pPr>
-        <w:ind w:left="840"/>
-        <w:rPr>
-          <w:szCs w:val="21"/>
-        </w:rPr>
-      </w:pPr>
-    </w:p>
-    <w:p>
-      <w:pPr>
-        <w:ind w:left="840"/>
-        <w:rPr>
-          <w:szCs w:val="21"/>
-        </w:rPr>
-      </w:pPr>
-    </w:p>
-    <w:p>
-      <w:pPr>
-        <w:ind w:left="840"/>
-        <w:rPr>
-          <w:szCs w:val="21"/>
-        </w:rPr>
-      </w:pPr>
-    </w:p>
-    <w:p>
-      <w:pPr>
-        <w:ind w:left="840"/>
-        <w:rPr>
-          <w:szCs w:val="21"/>
-        </w:rPr>
-      </w:pPr>
-    </w:p>
-    <w:p>
-      <w:pPr>
-        <w:ind w:left="840"/>
-        <w:rPr>
-          <w:szCs w:val="21"/>
-        </w:rPr>
-      </w:pPr>
-    </w:p>
-    <w:p>
-      <w:pPr>
-        <w:ind w:left="840"/>
+        <w:rPr>
+          <w:rFonts w:hint="eastAsia"/>
+          <w:szCs w:val="21"/>
+        </w:rPr>
+      </w:pPr>
+    </w:p>
+    <w:p>
+      <w:pPr>
+        <w:rPr>
+          <w:rFonts w:hint="eastAsia"/>
+          <w:szCs w:val="21"/>
+        </w:rPr>
+      </w:pPr>
+    </w:p>
+    <w:p>
+      <w:pPr>
+        <w:rPr>
+          <w:rFonts w:hint="eastAsia"/>
+          <w:szCs w:val="21"/>
+        </w:rPr>
+      </w:pPr>
+    </w:p>
+    <w:p>
+      <w:pPr>
+        <w:rPr>
+          <w:rFonts w:hint="eastAsia"/>
+          <w:szCs w:val="21"/>
+        </w:rPr>
+      </w:pPr>
+    </w:p>
+    <w:p>
+      <w:pPr>
+        <w:rPr>
+          <w:rFonts w:hint="eastAsia"/>
+          <w:szCs w:val="21"/>
+        </w:rPr>
+      </w:pPr>
+    </w:p>
+    <w:p>
+      <w:pPr>
+        <w:rPr>
+          <w:rFonts w:hint="eastAsia"/>
+          <w:szCs w:val="21"/>
+        </w:rPr>
+      </w:pPr>
+    </w:p>
+    <w:p>
+      <w:pPr>
+        <w:rPr>
+          <w:rFonts w:hint="eastAsia"/>
+          <w:szCs w:val="21"/>
+        </w:rPr>
+      </w:pPr>
+    </w:p>
+    <w:p>
+      <w:pPr>
+        <w:rPr>
+          <w:szCs w:val="21"/>
+        </w:rPr>
+      </w:pPr>
+    </w:p>
+    <w:p>
+      <w:pPr>
+        <w:rPr>
+          <w:szCs w:val="21"/>
+        </w:rPr>
+      </w:pPr>
+    </w:p>
+    <w:p>
+      <w:pPr>
+        <w:rPr>
+          <w:szCs w:val="21"/>
+        </w:rPr>
+      </w:pPr>
+    </w:p>
+    <w:p>
+      <w:pPr>
         <w:rPr>
           <w:szCs w:val="21"/>
         </w:rPr>
@@ -1963,7 +1938,7 @@
     </w:p>
     <w:p>
       <w:pPr>
-        <w:ind w:left="840" w:firstLineChars="300" w:firstLine="630"/>
+        <w:ind w:firstLineChars="300" w:firstLine="630"/>
         <w:rPr>
           <w:szCs w:val="21"/>
         </w:rPr>
@@ -2064,7 +2039,6 @@
     </w:p>
     <w:p>
       <w:pPr>
-        <w:ind w:left="840"/>
         <w:rPr>
           <w:szCs w:val="21"/>
         </w:rPr>
@@ -2074,7 +2048,6 @@
       <w:tblPr>
         <w:tblStyle w:val="a3"/>
         <w:tblW w:w="0" w:type="auto"/>
-        <w:tblInd w:w="840" w:type="dxa"/>
         <w:tblLook w:val="04A0" w:firstRow="1" w:lastRow="0" w:firstColumn="1" w:lastColumn="0" w:noHBand="0" w:noVBand="1"/>
       </w:tblPr>
       <w:tblGrid>
@@ -2088,7 +2061,7 @@
       <w:tr>
         <w:tc>
           <w:tcPr>
-            <w:tcW w:w="1640" w:type="dxa"/>
+            <w:tcW w:w="1547" w:type="dxa"/>
           </w:tcPr>
           <w:p>
             <w:pPr>
@@ -2121,7 +2094,7 @@
         </w:tc>
         <w:tc>
           <w:tcPr>
-            <w:tcW w:w="1640" w:type="dxa"/>
+            <w:tcW w:w="1488" w:type="dxa"/>
           </w:tcPr>
           <w:p>
             <w:pPr>
@@ -2140,7 +2113,7 @@
         </w:tc>
         <w:tc>
           <w:tcPr>
-            <w:tcW w:w="1640" w:type="dxa"/>
+            <w:tcW w:w="1488" w:type="dxa"/>
           </w:tcPr>
           <w:p>
             <w:pPr>
@@ -2159,7 +2132,7 @@
         </w:tc>
         <w:tc>
           <w:tcPr>
-            <w:tcW w:w="1640" w:type="dxa"/>
+            <w:tcW w:w="1488" w:type="dxa"/>
           </w:tcPr>
           <w:p>
             <w:pPr>
@@ -2178,7 +2151,7 @@
         </w:tc>
         <w:tc>
           <w:tcPr>
-            <w:tcW w:w="1640" w:type="dxa"/>
+            <w:tcW w:w="1501" w:type="dxa"/>
           </w:tcPr>
           <w:p>
             <w:pPr>
@@ -2197,7 +2170,7 @@
         </w:tc>
         <w:tc>
           <w:tcPr>
-            <w:tcW w:w="1640" w:type="dxa"/>
+            <w:tcW w:w="1488" w:type="dxa"/>
           </w:tcPr>
           <w:p>
             <w:pPr>
@@ -2218,7 +2191,7 @@
       <w:tr>
         <w:tc>
           <w:tcPr>
-            <w:tcW w:w="1640" w:type="dxa"/>
+            <w:tcW w:w="1547" w:type="dxa"/>
           </w:tcPr>
           <w:p>
             <w:pPr>
@@ -2250,7 +2223,7 @@
         </w:tc>
         <w:tc>
           <w:tcPr>
-            <w:tcW w:w="1640" w:type="dxa"/>
+            <w:tcW w:w="1488" w:type="dxa"/>
           </w:tcPr>
           <w:p>
             <w:pPr>
@@ -2262,7 +2235,7 @@
         </w:tc>
         <w:tc>
           <w:tcPr>
-            <w:tcW w:w="1640" w:type="dxa"/>
+            <w:tcW w:w="1488" w:type="dxa"/>
           </w:tcPr>
           <w:p>
             <w:pPr>
@@ -2274,7 +2247,7 @@
         </w:tc>
         <w:tc>
           <w:tcPr>
-            <w:tcW w:w="1640" w:type="dxa"/>
+            <w:tcW w:w="1488" w:type="dxa"/>
           </w:tcPr>
           <w:p>
             <w:pPr>
@@ -2286,7 +2259,7 @@
         </w:tc>
         <w:tc>
           <w:tcPr>
-            <w:tcW w:w="1640" w:type="dxa"/>
+            <w:tcW w:w="1501" w:type="dxa"/>
           </w:tcPr>
           <w:p>
             <w:pPr>
@@ -2311,7 +2284,7 @@
         </w:tc>
         <w:tc>
           <w:tcPr>
-            <w:tcW w:w="1640" w:type="dxa"/>
+            <w:tcW w:w="1488" w:type="dxa"/>
           </w:tcPr>
           <w:p>
             <w:pPr>
@@ -2325,23 +2298,20 @@
     </w:tbl>
     <w:p>
       <w:pPr>
-        <w:ind w:left="840"/>
-        <w:rPr>
-          <w:szCs w:val="21"/>
-        </w:rPr>
-      </w:pPr>
-    </w:p>
-    <w:p>
-      <w:pPr>
-        <w:ind w:left="840"/>
-        <w:rPr>
-          <w:szCs w:val="21"/>
-        </w:rPr>
-      </w:pPr>
-    </w:p>
-    <w:p>
-      <w:pPr>
-        <w:ind w:left="840"/>
+        <w:rPr>
+          <w:szCs w:val="21"/>
+        </w:rPr>
+      </w:pPr>
+    </w:p>
+    <w:p>
+      <w:pPr>
+        <w:rPr>
+          <w:szCs w:val="21"/>
+        </w:rPr>
+      </w:pPr>
+    </w:p>
+    <w:p>
+      <w:pPr>
         <w:rPr>
           <w:szCs w:val="21"/>
         </w:rPr>
@@ -2370,7 +2340,6 @@
     </w:p>
     <w:p>
       <w:pPr>
-        <w:ind w:left="840"/>
         <w:rPr>
           <w:szCs w:val="21"/>
         </w:rPr>
@@ -2383,7 +2352,7 @@
           <w:ilvl w:val="0"/>
           <w:numId w:val="29"/>
         </w:numPr>
-        <w:ind w:leftChars="0"/>
+        <w:ind w:leftChars="0" w:left="360"/>
         <w:rPr>
           <w:szCs w:val="21"/>
         </w:rPr>
@@ -2438,7 +2407,7 @@
           <w:ilvl w:val="0"/>
           <w:numId w:val="29"/>
         </w:numPr>
-        <w:ind w:leftChars="0"/>
+        <w:ind w:leftChars="0" w:left="360"/>
         <w:rPr>
           <w:szCs w:val="21"/>
         </w:rPr>
@@ -2493,7 +2462,7 @@
           <w:ilvl w:val="0"/>
           <w:numId w:val="29"/>
         </w:numPr>
-        <w:ind w:leftChars="0"/>
+        <w:ind w:leftChars="0" w:left="360"/>
         <w:rPr>
           <w:szCs w:val="21"/>
         </w:rPr>
@@ -2548,7 +2517,7 @@
           <w:ilvl w:val="0"/>
           <w:numId w:val="29"/>
         </w:numPr>
-        <w:ind w:leftChars="0"/>
+        <w:ind w:leftChars="0" w:left="360"/>
         <w:rPr>
           <w:szCs w:val="21"/>
         </w:rPr>
@@ -2587,7 +2556,7 @@
           <w:rFonts w:hint="eastAsia"/>
           <w:szCs w:val="21"/>
         </w:rPr>
-        <w:t xml:space="preserve">　　　　問７　問５のキャラクターについて、以下の時間の瞬間速度を求めなさい</w:t>
+        <w:t>問７　問５のキャラクターについて、以下の時間の瞬間速度を求めなさい</w:t>
       </w:r>
     </w:p>
     <w:p>
@@ -3886,80 +3855,80 @@
     </w:p>
     <w:p>
       <w:pPr>
-        <w:ind w:firstLineChars="400" w:firstLine="840"/>
-        <w:rPr>
-          <w:szCs w:val="21"/>
-        </w:rPr>
-      </w:pPr>
-    </w:p>
-    <w:p>
-      <w:pPr>
-        <w:ind w:firstLineChars="400" w:firstLine="840"/>
-        <w:rPr>
-          <w:szCs w:val="21"/>
-        </w:rPr>
-      </w:pPr>
-    </w:p>
-    <w:p>
-      <w:pPr>
-        <w:ind w:firstLineChars="400" w:firstLine="840"/>
-        <w:rPr>
-          <w:szCs w:val="21"/>
-        </w:rPr>
-      </w:pPr>
-    </w:p>
-    <w:p>
-      <w:pPr>
-        <w:ind w:firstLineChars="400" w:firstLine="840"/>
-        <w:rPr>
-          <w:szCs w:val="21"/>
-        </w:rPr>
-      </w:pPr>
-    </w:p>
-    <w:p>
-      <w:pPr>
-        <w:ind w:firstLineChars="400" w:firstLine="840"/>
-        <w:rPr>
-          <w:szCs w:val="21"/>
-        </w:rPr>
-      </w:pPr>
-    </w:p>
-    <w:p>
-      <w:pPr>
-        <w:ind w:firstLineChars="400" w:firstLine="840"/>
-        <w:rPr>
-          <w:szCs w:val="21"/>
-        </w:rPr>
-      </w:pPr>
-    </w:p>
-    <w:p>
-      <w:pPr>
-        <w:ind w:firstLineChars="400" w:firstLine="840"/>
-        <w:rPr>
-          <w:szCs w:val="21"/>
-        </w:rPr>
-      </w:pPr>
-    </w:p>
-    <w:p>
-      <w:pPr>
-        <w:ind w:firstLineChars="400" w:firstLine="840"/>
-        <w:rPr>
-          <w:szCs w:val="21"/>
-        </w:rPr>
-      </w:pPr>
-    </w:p>
-    <w:p>
-      <w:pPr>
-        <w:ind w:firstLineChars="400" w:firstLine="840"/>
-        <w:rPr>
-          <w:szCs w:val="21"/>
-        </w:rPr>
-      </w:pPr>
-    </w:p>
-    <w:p>
-      <w:pPr>
-        <w:ind w:firstLineChars="400" w:firstLine="840"/>
-        <w:rPr>
+        <w:rPr>
+          <w:rFonts w:hint="eastAsia"/>
+          <w:szCs w:val="21"/>
+        </w:rPr>
+      </w:pPr>
+    </w:p>
+    <w:p>
+      <w:pPr>
+        <w:rPr>
+          <w:rFonts w:hint="eastAsia"/>
+          <w:szCs w:val="21"/>
+        </w:rPr>
+      </w:pPr>
+    </w:p>
+    <w:p>
+      <w:pPr>
+        <w:rPr>
+          <w:rFonts w:hint="eastAsia"/>
+          <w:szCs w:val="21"/>
+        </w:rPr>
+      </w:pPr>
+    </w:p>
+    <w:p>
+      <w:pPr>
+        <w:rPr>
+          <w:rFonts w:hint="eastAsia"/>
+          <w:szCs w:val="21"/>
+        </w:rPr>
+      </w:pPr>
+    </w:p>
+    <w:p>
+      <w:pPr>
+        <w:rPr>
+          <w:rFonts w:hint="eastAsia"/>
+          <w:szCs w:val="21"/>
+        </w:rPr>
+      </w:pPr>
+    </w:p>
+    <w:p>
+      <w:pPr>
+        <w:rPr>
+          <w:rFonts w:hint="eastAsia"/>
+          <w:szCs w:val="21"/>
+        </w:rPr>
+      </w:pPr>
+    </w:p>
+    <w:p>
+      <w:pPr>
+        <w:rPr>
+          <w:rFonts w:hint="eastAsia"/>
+          <w:szCs w:val="21"/>
+        </w:rPr>
+      </w:pPr>
+    </w:p>
+    <w:p>
+      <w:pPr>
+        <w:rPr>
+          <w:rFonts w:hint="eastAsia"/>
+          <w:szCs w:val="21"/>
+        </w:rPr>
+      </w:pPr>
+    </w:p>
+    <w:p>
+      <w:pPr>
+        <w:rPr>
+          <w:rFonts w:hint="eastAsia"/>
+          <w:szCs w:val="21"/>
+        </w:rPr>
+      </w:pPr>
+    </w:p>
+    <w:p>
+      <w:pPr>
+        <w:rPr>
+          <w:rFonts w:hint="eastAsia"/>
           <w:szCs w:val="21"/>
         </w:rPr>
       </w:pPr>
@@ -4524,25 +4493,25 @@
       <w:lvlText w:val="%1"/>
       <w:lvlJc w:val="left"/>
       <w:pPr>
+        <w:ind w:left="420" w:hanging="420"/>
+      </w:pPr>
+    </w:lvl>
+    <w:lvl w:ilvl="1" w:tplc="04090017" w:tentative="1">
+      <w:start w:val="1"/>
+      <w:numFmt w:val="aiueoFullWidth"/>
+      <w:lvlText w:val="(%2)"/>
+      <w:lvlJc w:val="left"/>
+      <w:pPr>
         <w:ind w:left="840" w:hanging="420"/>
       </w:pPr>
     </w:lvl>
-    <w:lvl w:ilvl="1" w:tplc="04090017" w:tentative="1">
-      <w:start w:val="1"/>
-      <w:numFmt w:val="aiueoFullWidth"/>
-      <w:lvlText w:val="(%2)"/>
+    <w:lvl w:ilvl="2" w:tplc="04090011" w:tentative="1">
+      <w:start w:val="1"/>
+      <w:numFmt w:val="decimalEnclosedCircle"/>
+      <w:lvlText w:val="%3"/>
       <w:lvlJc w:val="left"/>
       <w:pPr>
         <w:ind w:left="1260" w:hanging="420"/>
-      </w:pPr>
-    </w:lvl>
-    <w:lvl w:ilvl="2" w:tplc="04090011" w:tentative="1">
-      <w:start w:val="1"/>
-      <w:numFmt w:val="decimalEnclosedCircle"/>
-      <w:lvlText w:val="%3"/>
-      <w:lvlJc w:val="left"/>
-      <w:pPr>
-        <w:ind w:left="1680" w:hanging="420"/>
       </w:pPr>
     </w:lvl>
     <w:lvl w:ilvl="3" w:tplc="0409000F" w:tentative="1">
@@ -4551,25 +4520,25 @@
       <w:lvlText w:val="%4."/>
       <w:lvlJc w:val="left"/>
       <w:pPr>
+        <w:ind w:left="1680" w:hanging="420"/>
+      </w:pPr>
+    </w:lvl>
+    <w:lvl w:ilvl="4" w:tplc="04090017" w:tentative="1">
+      <w:start w:val="1"/>
+      <w:numFmt w:val="aiueoFullWidth"/>
+      <w:lvlText w:val="(%5)"/>
+      <w:lvlJc w:val="left"/>
+      <w:pPr>
         <w:ind w:left="2100" w:hanging="420"/>
       </w:pPr>
     </w:lvl>
-    <w:lvl w:ilvl="4" w:tplc="04090017" w:tentative="1">
-      <w:start w:val="1"/>
-      <w:numFmt w:val="aiueoFullWidth"/>
-      <w:lvlText w:val="(%5)"/>
+    <w:lvl w:ilvl="5" w:tplc="04090011" w:tentative="1">
+      <w:start w:val="1"/>
+      <w:numFmt w:val="decimalEnclosedCircle"/>
+      <w:lvlText w:val="%6"/>
       <w:lvlJc w:val="left"/>
       <w:pPr>
         <w:ind w:left="2520" w:hanging="420"/>
-      </w:pPr>
-    </w:lvl>
-    <w:lvl w:ilvl="5" w:tplc="04090011" w:tentative="1">
-      <w:start w:val="1"/>
-      <w:numFmt w:val="decimalEnclosedCircle"/>
-      <w:lvlText w:val="%6"/>
-      <w:lvlJc w:val="left"/>
-      <w:pPr>
-        <w:ind w:left="2940" w:hanging="420"/>
       </w:pPr>
     </w:lvl>
     <w:lvl w:ilvl="6" w:tplc="0409000F" w:tentative="1">
@@ -4578,25 +4547,25 @@
       <w:lvlText w:val="%7."/>
       <w:lvlJc w:val="left"/>
       <w:pPr>
+        <w:ind w:left="2940" w:hanging="420"/>
+      </w:pPr>
+    </w:lvl>
+    <w:lvl w:ilvl="7" w:tplc="04090017" w:tentative="1">
+      <w:start w:val="1"/>
+      <w:numFmt w:val="aiueoFullWidth"/>
+      <w:lvlText w:val="(%8)"/>
+      <w:lvlJc w:val="left"/>
+      <w:pPr>
         <w:ind w:left="3360" w:hanging="420"/>
       </w:pPr>
     </w:lvl>
-    <w:lvl w:ilvl="7" w:tplc="04090017" w:tentative="1">
-      <w:start w:val="1"/>
-      <w:numFmt w:val="aiueoFullWidth"/>
-      <w:lvlText w:val="(%8)"/>
+    <w:lvl w:ilvl="8" w:tplc="04090011" w:tentative="1">
+      <w:start w:val="1"/>
+      <w:numFmt w:val="decimalEnclosedCircle"/>
+      <w:lvlText w:val="%9"/>
       <w:lvlJc w:val="left"/>
       <w:pPr>
         <w:ind w:left="3780" w:hanging="420"/>
-      </w:pPr>
-    </w:lvl>
-    <w:lvl w:ilvl="8" w:tplc="04090011" w:tentative="1">
-      <w:start w:val="1"/>
-      <w:numFmt w:val="decimalEnclosedCircle"/>
-      <w:lvlText w:val="%9"/>
-      <w:lvlJc w:val="left"/>
-      <w:pPr>
-        <w:ind w:left="4200" w:hanging="420"/>
       </w:pPr>
     </w:lvl>
   </w:abstractNum>
@@ -5470,7 +5439,7 @@
       <w:lvlText w:val="%1"/>
       <w:lvlJc w:val="left"/>
       <w:pPr>
-        <w:ind w:left="1200" w:hanging="360"/>
+        <w:ind w:left="360" w:hanging="360"/>
       </w:pPr>
       <w:rPr>
         <w:rFonts w:hint="default"/>
@@ -5482,7 +5451,7 @@
       <w:lvlText w:val="(%2)"/>
       <w:lvlJc w:val="left"/>
       <w:pPr>
-        <w:ind w:left="1680" w:hanging="420"/>
+        <w:ind w:left="840" w:hanging="420"/>
       </w:pPr>
     </w:lvl>
     <w:lvl w:ilvl="2" w:tplc="04090011" w:tentative="1">
@@ -5491,7 +5460,7 @@
       <w:lvlText w:val="%3"/>
       <w:lvlJc w:val="left"/>
       <w:pPr>
-        <w:ind w:left="2100" w:hanging="420"/>
+        <w:ind w:left="1260" w:hanging="420"/>
       </w:pPr>
     </w:lvl>
     <w:lvl w:ilvl="3" w:tplc="0409000F" w:tentative="1">
@@ -5500,25 +5469,25 @@
       <w:lvlText w:val="%4."/>
       <w:lvlJc w:val="left"/>
       <w:pPr>
+        <w:ind w:left="1680" w:hanging="420"/>
+      </w:pPr>
+    </w:lvl>
+    <w:lvl w:ilvl="4" w:tplc="04090017" w:tentative="1">
+      <w:start w:val="1"/>
+      <w:numFmt w:val="aiueoFullWidth"/>
+      <w:lvlText w:val="(%5)"/>
+      <w:lvlJc w:val="left"/>
+      <w:pPr>
+        <w:ind w:left="2100" w:hanging="420"/>
+      </w:pPr>
+    </w:lvl>
+    <w:lvl w:ilvl="5" w:tplc="04090011" w:tentative="1">
+      <w:start w:val="1"/>
+      <w:numFmt w:val="decimalEnclosedCircle"/>
+      <w:lvlText w:val="%6"/>
+      <w:lvlJc w:val="left"/>
+      <w:pPr>
         <w:ind w:left="2520" w:hanging="420"/>
-      </w:pPr>
-    </w:lvl>
-    <w:lvl w:ilvl="4" w:tplc="04090017" w:tentative="1">
-      <w:start w:val="1"/>
-      <w:numFmt w:val="aiueoFullWidth"/>
-      <w:lvlText w:val="(%5)"/>
-      <w:lvlJc w:val="left"/>
-      <w:pPr>
-        <w:ind w:left="2940" w:hanging="420"/>
-      </w:pPr>
-    </w:lvl>
-    <w:lvl w:ilvl="5" w:tplc="04090011" w:tentative="1">
-      <w:start w:val="1"/>
-      <w:numFmt w:val="decimalEnclosedCircle"/>
-      <w:lvlText w:val="%6"/>
-      <w:lvlJc w:val="left"/>
-      <w:pPr>
-        <w:ind w:left="3360" w:hanging="420"/>
       </w:pPr>
     </w:lvl>
     <w:lvl w:ilvl="6" w:tplc="0409000F" w:tentative="1">
@@ -5527,25 +5496,25 @@
       <w:lvlText w:val="%7."/>
       <w:lvlJc w:val="left"/>
       <w:pPr>
+        <w:ind w:left="2940" w:hanging="420"/>
+      </w:pPr>
+    </w:lvl>
+    <w:lvl w:ilvl="7" w:tplc="04090017" w:tentative="1">
+      <w:start w:val="1"/>
+      <w:numFmt w:val="aiueoFullWidth"/>
+      <w:lvlText w:val="(%8)"/>
+      <w:lvlJc w:val="left"/>
+      <w:pPr>
+        <w:ind w:left="3360" w:hanging="420"/>
+      </w:pPr>
+    </w:lvl>
+    <w:lvl w:ilvl="8" w:tplc="04090011" w:tentative="1">
+      <w:start w:val="1"/>
+      <w:numFmt w:val="decimalEnclosedCircle"/>
+      <w:lvlText w:val="%9"/>
+      <w:lvlJc w:val="left"/>
+      <w:pPr>
         <w:ind w:left="3780" w:hanging="420"/>
-      </w:pPr>
-    </w:lvl>
-    <w:lvl w:ilvl="7" w:tplc="04090017" w:tentative="1">
-      <w:start w:val="1"/>
-      <w:numFmt w:val="aiueoFullWidth"/>
-      <w:lvlText w:val="(%8)"/>
-      <w:lvlJc w:val="left"/>
-      <w:pPr>
-        <w:ind w:left="4200" w:hanging="420"/>
-      </w:pPr>
-    </w:lvl>
-    <w:lvl w:ilvl="8" w:tplc="04090011" w:tentative="1">
-      <w:start w:val="1"/>
-      <w:numFmt w:val="decimalEnclosedCircle"/>
-      <w:lvlText w:val="%9"/>
-      <w:lvlJc w:val="left"/>
-      <w:pPr>
-        <w:ind w:left="4620" w:hanging="420"/>
       </w:pPr>
     </w:lvl>
   </w:abstractNum>
